--- a/docs/SRS_Smart_Parking.docx
+++ b/docs/SRS_Smart_Parking.docx
@@ -341,6 +341,15 @@
         <w:ind w:left="709"/>
       </w:pPr>
       <w:r>
+        <w:t>3.7. Comunicare MQTT și integrare IoT</w:t>
+      </w:r>
+    </w:p>
+    <w:p>
+      <w:pPr>
+        <w:spacing w:after="40" w:line="240" w:lineRule="auto"/>
+        <w:ind w:left="709"/>
+      </w:pPr>
+      <w:r>
         <w:t>3.8. Detecție video a ocupării locurilor</w:t>
       </w:r>
     </w:p>
@@ -961,7 +970,7 @@
         <w:jc w:val="both"/>
       </w:pPr>
       <w:r>
-        <w:t>Funcțiile destinate administratorilor cuprind: accesul la un dashboard în timp real cu situația tuturor locurilor și sesiunilor active; scanarea manuală a codurilor QR prin camera telefonului; deschiderea manuală a barierelor (BYPASS) în situații de urgență; editarea configurației globale a parcării – tarif orar, limită de viteză, coordonate GPS; vizualizarea fluxului video live de la camera de supraveghere.</w:t>
+        <w:t>Funcțiile destinate administratorilor cuprind: accesul la un dashboard în timp real cu situația tuturor locurilor și sesiunilor active; scanarea manuală a codurilor QR prin camera telefonului; deschiderea manuală a barierelor (BYPASS) în situații de urgență; editarea configurației globale a parcării – tarif orar, limită de viteză, coordonate GPS; vizualizarea fluxului video live de la camera de supraveghere; monitorizarea alertelor de sistem (viteză depășită, temperatură ridicată, detecție flacără, nivel gaz), cu posibilitatea generării de alerte mock pentru demonstrații; vizualizarea stării benzii LED WS2812B (verde=liber, albastru=rezervat, roșu=ocupat) și a afișajului LCD; monitorizarea alertelor de sistem (viteză depășită, temperatură ridicată, detecție flacără, nivel gaz), cu posibilitatea generării de alerte mock pentru demonstrații; vizualizarea stării benzii LED WS2812B (verde=liber, albastru=rezervat, roșu=ocupat).</w:t>
       </w:r>
     </w:p>
     <w:p>
@@ -3531,6 +3540,12 @@
       </w:tr>
     </w:tbl>
     <w:p>
+      <w:pPr/>
+      <w:r>
+        <w:t>[CF-601 - Critic] Administratorul trebuie să aibă acces la un panou de alerte dedicat (tab "Alerte" în navigatorul din aplicație) care afișează toate alertele de sistem în ordine cronologică inversă. [CF-602 - Înalt] Panoul de alerte trebuie să afișeze pentru fiecare alertă: tipul (speed/temperature/flame/gas), severitatea (warning/critical), valoarea măsurată, descrierea și timestamp-ul. Alertele de tip "critical" sunt marcate cu roșu, cele "warning" cu portocaliu. [CF-603 - Înalt] Sistemul trebuie să mențină un counter de alerte necitite vizibil pe tab-ul "Alerte". La accesarea tab-ului, toate alertele sunt marcate automat ca citite prin POST /parking/alerts/read. [CF-604 - Mediu] Administratorul trebuie să poată genera alerte de test prin butonul "Mock Alerte" (POST /parking/alerts/mock), care inserează 6 alerte predefinite (2 viteză, 2 temperatură, 1 flacără, 1 gaz) pentru demonstrații.</w:t>
+      </w:r>
+    </w:p>
+    <w:p>
       <w:pPr>
         <w:pStyle w:val="Heading2"/>
       </w:pPr>
@@ -3901,6 +3916,12 @@
       </w:tr>
     </w:tbl>
     <w:p>
+      <w:pPr/>
+      <w:r>
+        <w:t>[CF-701 - Critic] Serverul trebuie să se aboneze la topic-ul parking/diagnostics pentru recepția datelor brute de diagnosticare de la ESP32 (starea tuturor pinilor, temperaturi, viteze), publicate la fiecare 2 secunde. [CF-702 - Înalt] MqttService trebuie să mențină un registru in-memory al alertelor (max 200 intrări) generat automat la detectarea anomaliilor: viteză &gt; limita configurată, temperatură &gt; 35°C (avertisment) sau &gt; 40°C (critic), detecție flacără, nivel gaz &gt; 700. Fiecare alertă include timestamp, tip (speed/temperature/flame/gas), severitate (warning/critical), valoare măsurată și descriere. [CF-703 - Înalt] Banda LED WS2812B (GPIO5, 15 LED-uri) trebuie actualizată la fiecare schimbare de stare a locurilor: verde (AVAILABLE), albastru (RESERVED), roșu (OCCUPIED).</w:t>
+      </w:r>
+    </w:p>
+    <w:p>
       <w:pPr>
         <w:pStyle w:val="Heading2"/>
       </w:pPr>
@@ -4402,7 +4423,7 @@
         <w:jc w:val="both"/>
       </w:pPr>
       <w:r>
-        <w:t>Aplicația mobilă Flutter este interfața principală cu utilizatorul. Include ecrane de autentificare (Login, Înregistrare, Recuperare parolă, Resetare parolă), un navigator cu file pentru utilizatorul standard (QR Code, Hartă parcare, Istoric, Profil) și unul extins pentru administrator (Dashboard, Editor, Scanner QR, Camera, Istoric, Info). Interfața este responsivă, cu codificare cromatică consistentă (verde, roșu, albastru) și mesaje de eroare în limbaj accesibil.</w:t>
+        <w:t>Aplicația mobilă Flutter este interfața principală cu utilizatorul. Include ecrane de autentificare (Login, Înregistrare, Recuperare parolă, Resetare parolă), un navigator cu file pentru utilizatorul standard (QR Code, Hartă parcare, Istoric, Profil) și unul extins pentru administrator cu șase file (Dashboard, Editor, Scanner QR, Camera, Config, Alerte). Interfața este responsivă, cu codificare cromatică consistentă (verde, roșu, albastru) și mesaje de eroare în limbaj accesibil.</w:t>
       </w:r>
     </w:p>
     <w:p>
@@ -4465,7 +4486,7 @@
         <w:jc w:val="both"/>
       </w:pPr>
       <w:r>
-        <w:t>API-ul backend este accesibil pe portul 3000 (HTTP/REST). Brokerul MQTT pe portul 1883 (TCP) și 9001 (WebSocket). PostgreSQL pe portul 5432 (intern Docker). Adminer pe portul 8080 și dashboard-ul web static pe portul 8091. Adresa IP locală a serverului este detectată și configurată automat de scriptul start.py la fiecare pornire a sistemului.</w:t>
+        <w:t>API-ul backend este accesibil pe portul 3000 (HTTP/REST). Brokerul MQTT pe portul 1883 (TCP) și 9001 (WebSocket). PostgreSQL pe portul 5432 (intern Docker). Adminer pe portul 8080 și dashboard-ul web static pe portul 8091. Adresa IP locală a serverului este detectată și configurată automat de scriptul start.py la fiecare pornire a sistemului. Endpoint-urile noi adăugate pentru sistemul de alerte: GET /parking/alerts (lista alertelor cu numărul de necitite), POST /parking/alerts/read (marchează toate alertele ca citite), POST /parking/alerts/mock (generează alerte de test pentru demonstrații). Endpoint-urile sistemului de alerte: GET /parking/alerts (lista alertelor cu numărul de necitite), POST /parking/alerts/read (marchează toate alertele ca citite), POST /parking/alerts/mock (generează alerte de test pentru demonstrații).</w:t>
       </w:r>
     </w:p>
     <w:p>
